--- a/manuscript/supplementary.docx
+++ b/manuscript/supplementary.docx
@@ -6942,6 +6942,7 @@
       <w:footnotePr>
         <w:numRestart w:val="eachSect"/>
       </w:footnotePr>
+      <w:lnNumType w:countBy="1" w:restart="continuous"/>
     </w:sectPr>
   </w:body>
 </w:document>

--- a/manuscript/supplementary.docx
+++ b/manuscript/supplementary.docx
@@ -7,25 +7,19 @@
         <w:pStyle w:val="Title"/>
       </w:pPr>
       <w:r>
-        <w:t xml:space="preserve">Supplementary Materials —</w:t>
+        <w:t xml:space="preserve">Supplementary Materials: Predicting Tidal-Sampling Bias of</w:t>
       </w:r>
       <w:r>
         <w:t xml:space="preserve"> </w:t>
       </w:r>
       <w:r>
-        <w:t xml:space="preserve">Phase-Predictable Tidal-Sampling Bias of Sun-Synchronous Optical</w:t>
+        <w:t xml:space="preserve">Sun-Synchronous Satellites from Overpass Phase: Theory and</w:t>
       </w:r>
       <w:r>
         <w:t xml:space="preserve"> </w:t>
       </w:r>
       <w:r>
-        <w:t xml:space="preserve">Satellites and Its Conversion into Waterline-DEM Errors over</w:t>
-      </w:r>
-      <w:r>
-        <w:t xml:space="preserve"> </w:t>
-      </w:r>
-      <w:r>
-        <w:t xml:space="preserve">the Macrotidal Korean Coast</w:t>
+        <w:t xml:space="preserve">Validation on Macrotidal Coasts</w:t>
       </w:r>
     </w:p>
     <w:p>
@@ -33,26 +27,65 @@
         <w:pStyle w:val="Author"/>
       </w:pPr>
       <w:r>
-        <w:t xml:space="preserve">[Author name TBD]</w:t>
-      </w:r>
+        <w:t xml:space="preserve">Taeyoon Song</w:t>
+      </w:r>
+      <w:r>
+        <w:rPr>
+          <w:vertAlign w:val="superscript"/>
+        </w:rPr>
+        <w:t xml:space="preserve">1,2</w:t>
+      </w:r>
+      <w:r>
+        <w:t xml:space="preserve">, Mirinae Kim</w:t>
+      </w:r>
+      <w:r>
+        <w:rPr>
+          <w:vertAlign w:val="superscript"/>
+        </w:rPr>
+        <w:t xml:space="preserve">2</w:t>
+      </w:r>
+    </w:p>
+    <w:p>
+      <w:pPr>
+        <w:pStyle w:val="FirstParagraph"/>
+      </w:pPr>
       <w:r>
         <w:rPr>
           <w:vertAlign w:val="superscript"/>
         </w:rPr>
         <w:t xml:space="preserve">1</w:t>
       </w:r>
+      <w:r>
+        <w:t xml:space="preserve"> </w:t>
+      </w:r>
+      <w:r>
+        <w:t xml:space="preserve">Department of Ocean Sciences, Inha University, Incheon 22212, Republic of Korea;</w:t>
+      </w:r>
+      <w:r>
+        <w:t xml:space="preserve"> </w:t>
+      </w:r>
+      <w:r>
+        <w:rPr>
+          <w:vertAlign w:val="superscript"/>
+        </w:rPr>
+        <w:t xml:space="preserve">2</w:t>
+      </w:r>
+      <w:r>
+        <w:t xml:space="preserve"> </w:t>
+      </w:r>
+      <w:r>
+        <w:t xml:space="preserve">Haebom Data Inc., #904, Gasan A1 Tower, 205-27 Gasan 1-ro, Geumcheon-gu, Seoul 08503, Republic of Korea.</w:t>
+      </w:r>
+      <w:r>
+        <w:br/>
+      </w:r>
+      <w:r>
+        <w:t xml:space="preserve">* Correspondence: tysong@haebomdata.com</w:t>
+      </w:r>
     </w:p>
     <w:p>
       <w:pPr>
-        <w:pStyle w:val="Date"/>
-      </w:pPr>
-      <w:r>
-        <w:t xml:space="preserve">First draft v0.1 — 2026-05-21</w:t>
-      </w:r>
-    </w:p>
-    <w:p>
-      <w:pPr>
-        <w:pStyle w:val="FirstParagraph"/>
+        <w:pStyle w:val="BodyText"/>
       </w:pPr>
       <w:r>
         <w:t xml:space="preserve">This document accompanies the main manuscript and contains all</w:t>
@@ -5998,13 +6031,13 @@
         <w:t xml:space="preserve"> </w:t>
       </w:r>
       <w:r>
-        <w:t xml:space="preserve">resolve within-bay tidal amplification, which is why the FES variant</w:t>
+        <w:t xml:space="preserve">resolve within-bay tidal amplification; consequently the FES variant</w:t>
       </w:r>
       <w:r>
         <w:t xml:space="preserve"> </w:t>
       </w:r>
       <w:r>
-        <w:t xml:space="preserve">is used as a</w:t>
+        <w:t xml:space="preserve">yields</w:t>
       </w:r>
       <w:r>
         <w:t xml:space="preserve"> </w:t>
@@ -6014,19 +6047,47 @@
           <w:i/>
           <w:iCs/>
         </w:rPr>
-        <w:t xml:space="preserve">complementary</w:t>
+        <w:t xml:space="preserve">lower-bound</w:t>
       </w:r>
       <w:r>
         <w:t xml:space="preserve"> </w:t>
       </w:r>
       <w:r>
-        <w:t xml:space="preserve">astronomical reference rather than as a</w:t>
+        <w:t xml:space="preserve">bias magnitudes where the grid under-resolves the</w:t>
       </w:r>
       <w:r>
         <w:t xml:space="preserve"> </w:t>
       </w:r>
       <w:r>
-        <w:t xml:space="preserve">replacement for KHOA.</w:t>
+        <w:t xml:space="preserve">local geometry, while still recovering the bias sign and functional form</w:t>
+      </w:r>
+      <w:r>
+        <w:t xml:space="preserve"> </w:t>
+      </w:r>
+      <w:r>
+        <w:t xml:space="preserve">— the basis for the gauge-free</w:t>
+      </w:r>
+      <w:r>
+        <w:t xml:space="preserve"> </w:t>
+      </w:r>
+      <w:r>
+        <w:rPr>
+          <w:i/>
+          <w:iCs/>
+        </w:rPr>
+        <w:t xml:space="preserve">a priori</w:t>
+      </w:r>
+      <w:r>
+        <w:t xml:space="preserve"> </w:t>
+      </w:r>
+      <w:r>
+        <w:t xml:space="preserve">application demonstrated in</w:t>
+      </w:r>
+      <w:r>
+        <w:t xml:space="preserve"> </w:t>
+      </w:r>
+      <w:r>
+        <w:t xml:space="preserve">main-text §4.8.</w:t>
       </w:r>
     </w:p>
     <w:p>

--- a/manuscript/supplementary.docx
+++ b/manuscript/supplementary.docx
@@ -7,19 +7,19 @@
         <w:pStyle w:val="Title"/>
       </w:pPr>
       <w:r>
-        <w:t xml:space="preserve">Supplementary Materials: Predicting Tidal-Sampling Bias of</w:t>
+        <w:t xml:space="preserve">Supplementary Materials: A Gauge-Free Predictive Model for the</w:t>
       </w:r>
       <w:r>
         <w:t xml:space="preserve"> </w:t>
       </w:r>
       <w:r>
-        <w:t xml:space="preserve">Sun-Synchronous Satellites from Overpass Phase: Theory and</w:t>
+        <w:t xml:space="preserve">Tidal-Sampling Bias of Sun-Synchronous Satellites, Validated on</w:t>
       </w:r>
       <w:r>
         <w:t xml:space="preserve"> </w:t>
       </w:r>
       <w:r>
-        <w:t xml:space="preserve">Validation on Macrotidal Coasts</w:t>
+        <w:t xml:space="preserve">Macrotidal Tidal Flats</w:t>
       </w:r>
     </w:p>
     <w:p>
@@ -3620,7 +3620,7 @@
         <w:t xml:space="preserve"> </w:t>
       </w:r>
       <w:r>
-        <w:t xml:space="preserve">sign-of-bias correct in 15 / 15 held-out points.</w:t>
+        <w:t xml:space="preserve">sign-of-bias correct in 14 / 15 held-out points (the single miss is the smallest-magnitude Suncheon L8 point; see Table S1e).</w:t>
       </w:r>
     </w:p>
     <w:p>
@@ -4060,7 +4060,7 @@
               <w:jc w:val="center"/>
             </w:pPr>
             <w:r>
-              <w:t xml:space="preserve">15/15</w:t>
+              <w:t xml:space="preserve">14/15</w:t>
             </w:r>
           </w:p>
         </w:tc>
@@ -4158,7 +4158,7 @@
               <w:jc w:val="center"/>
             </w:pPr>
             <w:r>
-              <w:t xml:space="preserve">15/15</w:t>
+              <w:t xml:space="preserve">14/15</w:t>
             </w:r>
           </w:p>
         </w:tc>
@@ -4256,7 +4256,7 @@
               <w:jc w:val="center"/>
             </w:pPr>
             <w:r>
-              <w:t xml:space="preserve">15/15</w:t>
+              <w:t xml:space="preserve">14/15</w:t>
             </w:r>
           </w:p>
         </w:tc>
@@ -6019,7 +6019,7 @@
         <w:t xml:space="preserve"> </w:t>
       </w:r>
       <w:r>
-        <w:t xml:space="preserve">under-estimate at Ganghwa-do (FES 1.02 m vs KHOA 2.83 m for the M₂</w:t>
+        <w:t xml:space="preserve">under-estimate at Ganghwa-do (FES 1.02 m versus KHOA 2.83 m for the M₂</w:t>
       </w:r>
       <w:r>
         <w:t xml:space="preserve"> </w:t>
@@ -6394,7 +6394,7 @@
         <w:t xml:space="preserve"> </w:t>
       </w:r>
       <w:r>
-        <w:t xml:space="preserve">Scatter plots of measured mean bias vs the predictor</w:t>
+        <w:t xml:space="preserve">Scatter plots of measured mean bias versus the predictor</w:t>
       </w:r>
       <w:r>
         <w:t xml:space="preserve"> </w:t>
@@ -6617,7 +6617,7 @@
         <w:t xml:space="preserve">ref</w:t>
       </w:r>
       <w:r>
-        <w:t xml:space="preserve">, for each site (panel) and sensor (colour). The Suncheon panel is mirror-symmetric to the western panels, confirming that the tide-domain bipolar bias maps directly into the elevation domain of the waterline DEM. This per-quantile error underlies the per-site truncation and RMSE summaries in main-text Figure 7.</w:t>
+        <w:t xml:space="preserve">, for each site (panel) and sensor (colour). The Suncheon panel is mirror-symmetric to the western panels, confirming that the tide-domain sign-reversing bias maps directly into the elevation domain of the waterline DEM. This per-quantile error underlies the per-site truncation and RMSE summaries in main-text Figure 7.</w:t>
       </w:r>
     </w:p>
     <w:p>
@@ -6693,312 +6693,7 @@
         <w:t xml:space="preserve">The four-variant robustness fit of Equation 1 of the main text (variants (a)–(d), including the FES2022b global-model variant) is summarised numerically in Table S2 above; a dedicated figure panel is omitted in this version because the per-variant β values, CIs, and LOO RMSEs are most compactly read from the table.</w:t>
       </w:r>
     </w:p>
-    <w:p>
-      <w:r>
-        <w:pict>
-          <v:rect style="width:0;height:1.5pt" o:hralign="center" o:hrstd="t" o:hr="t"/>
-        </w:pict>
-      </w:r>
-    </w:p>
     <w:bookmarkEnd w:id="39"/>
-    <w:bookmarkStart w:id="40" w:name="pointers-to-public-derived-data-tables"/>
-    <w:p>
-      <w:pPr>
-        <w:pStyle w:val="Heading1"/>
-      </w:pPr>
-      <w:r>
-        <w:t xml:space="preserve">Pointers to public derived-data tables</w:t>
-      </w:r>
-    </w:p>
-    <w:p>
-      <w:pPr>
-        <w:pStyle w:val="FirstParagraph"/>
-      </w:pPr>
-      <w:r>
-        <w:t xml:space="preserve">The following CSV tables underlie the figures and Table S1 entries and</w:t>
-      </w:r>
-      <w:r>
-        <w:t xml:space="preserve"> </w:t>
-      </w:r>
-      <w:r>
-        <w:t xml:space="preserve">will be released through the Zenodo-archived GitHub repository</w:t>
-      </w:r>
-      <w:r>
-        <w:t xml:space="preserve"> </w:t>
-      </w:r>
-      <w:r>
-        <w:t xml:space="preserve">(</w:t>
-      </w:r>
-      <w:r>
-        <w:rPr>
-          <w:rStyle w:val="VerbatimChar"/>
-        </w:rPr>
-        <w:t xml:space="preserve">tidalflat</w:t>
-      </w:r>
-      <w:r>
-        <w:t xml:space="preserve">) at the DOI assigned upon acceptance:</w:t>
-      </w:r>
-    </w:p>
-    <w:tbl>
-      <w:tblPr>
-        <w:tblStyle w:val="Table"/>
-        <w:tblW w:type="pct" w:w="5000"/>
-        <w:tblLayout w:type="fixed"/>
-        <w:tblLook w:firstRow="1" w:lastRow="0" w:firstColumn="0" w:lastColumn="0" w:noHBand="0" w:noVBand="0" w:val="0020"/>
-      </w:tblPr>
-      <w:tblGrid>
-        <w:gridCol w:w="4249"/>
-        <w:gridCol w:w="3670"/>
-      </w:tblGrid>
-      <w:tr>
-        <w:trPr>
-          <w:tblHeader w:val="on"/>
-        </w:trPr>
-        <w:tc>
-          <w:tcPr/>
-          <w:p>
-            <w:pPr>
-              <w:pStyle w:val="Compact"/>
-              <w:jc w:val="left"/>
-            </w:pPr>
-            <w:r>
-              <w:t xml:space="preserve">File (under</w:t>
-            </w:r>
-            <w:r>
-              <w:t xml:space="preserve"> </w:t>
-            </w:r>
-            <w:r>
-              <w:rPr>
-                <w:rStyle w:val="VerbatimChar"/>
-              </w:rPr>
-              <w:t xml:space="preserve">data/outputs/tables/</w:t>
-            </w:r>
-            <w:r>
-              <w:t xml:space="preserve">)</w:t>
-            </w:r>
-          </w:p>
-        </w:tc>
-        <w:tc>
-          <w:tcPr/>
-          <w:p>
-            <w:pPr>
-              <w:pStyle w:val="Compact"/>
-              <w:jc w:val="left"/>
-            </w:pPr>
-            <w:r>
-              <w:t xml:space="preserve">Used in</w:t>
-            </w:r>
-          </w:p>
-        </w:tc>
-      </w:tr>
-      <w:tr>
-        <w:tc>
-          <w:tcPr/>
-          <w:p>
-            <w:pPr>
-              <w:pStyle w:val="Compact"/>
-              <w:jc w:val="left"/>
-            </w:pPr>
-            <w:r>
-              <w:rPr>
-                <w:rStyle w:val="VerbatimChar"/>
-              </w:rPr>
-              <w:t xml:space="preserve">phase_stability_annual.csv</w:t>
-            </w:r>
-          </w:p>
-        </w:tc>
-        <w:tc>
-          <w:tcPr/>
-          <w:p>
-            <w:pPr>
-              <w:pStyle w:val="Compact"/>
-              <w:jc w:val="left"/>
-            </w:pPr>
-            <w:r>
-              <w:t xml:space="preserve">Table S1a, Figure S3 (left), Figure S4</w:t>
-            </w:r>
-          </w:p>
-        </w:tc>
-      </w:tr>
-      <w:tr>
-        <w:tc>
-          <w:tcPr/>
-          <w:p>
-            <w:pPr>
-              <w:pStyle w:val="Compact"/>
-              <w:jc w:val="left"/>
-            </w:pPr>
-            <w:r>
-              <w:rPr>
-                <w:rStyle w:val="VerbatimChar"/>
-              </w:rPr>
-              <w:t xml:space="preserve">phase_stability_seasonal.csv</w:t>
-            </w:r>
-          </w:p>
-        </w:tc>
-        <w:tc>
-          <w:tcPr/>
-          <w:p>
-            <w:pPr>
-              <w:pStyle w:val="Compact"/>
-              <w:jc w:val="left"/>
-            </w:pPr>
-            <w:r>
-              <w:t xml:space="preserve">Table S1b, Figure S3 (middle), Figure S4</w:t>
-            </w:r>
-          </w:p>
-        </w:tc>
-      </w:tr>
-      <w:tr>
-        <w:tc>
-          <w:tcPr/>
-          <w:p>
-            <w:pPr>
-              <w:pStyle w:val="Compact"/>
-              <w:jc w:val="left"/>
-            </w:pPr>
-            <w:r>
-              <w:rPr>
-                <w:rStyle w:val="VerbatimChar"/>
-              </w:rPr>
-              <w:t xml:space="preserve">phase_stability_sensor.csv</w:t>
-            </w:r>
-          </w:p>
-        </w:tc>
-        <w:tc>
-          <w:tcPr/>
-          <w:p>
-            <w:pPr>
-              <w:pStyle w:val="Compact"/>
-              <w:jc w:val="left"/>
-            </w:pPr>
-            <w:r>
-              <w:t xml:space="preserve">Table S1c, Figure S3 (right), Figure S4</w:t>
-            </w:r>
-          </w:p>
-        </w:tc>
-      </w:tr>
-      <w:tr>
-        <w:tc>
-          <w:tcPr/>
-          <w:p>
-            <w:pPr>
-              <w:pStyle w:val="Compact"/>
-              <w:jc w:val="left"/>
-            </w:pPr>
-            <w:r>
-              <w:rPr>
-                <w:rStyle w:val="VerbatimChar"/>
-              </w:rPr>
-              <w:t xml:space="preserve">phase_stability_bootstrap.csv</w:t>
-            </w:r>
-          </w:p>
-        </w:tc>
-        <w:tc>
-          <w:tcPr/>
-          <w:p>
-            <w:pPr>
-              <w:pStyle w:val="Compact"/>
-              <w:jc w:val="left"/>
-            </w:pPr>
-            <w:r>
-              <w:t xml:space="preserve">Table S1d, main-text §4.3</w:t>
-            </w:r>
-          </w:p>
-        </w:tc>
-      </w:tr>
-      <w:tr>
-        <w:tc>
-          <w:tcPr/>
-          <w:p>
-            <w:pPr>
-              <w:pStyle w:val="Compact"/>
-              <w:jc w:val="left"/>
-            </w:pPr>
-            <w:r>
-              <w:rPr>
-                <w:rStyle w:val="VerbatimChar"/>
-              </w:rPr>
-              <w:t xml:space="preserve">phase_stability_loo.csv</w:t>
-            </w:r>
-          </w:p>
-        </w:tc>
-        <w:tc>
-          <w:tcPr/>
-          <w:p>
-            <w:pPr>
-              <w:pStyle w:val="Compact"/>
-              <w:jc w:val="left"/>
-            </w:pPr>
-            <w:r>
-              <w:t xml:space="preserve">Table S1e, main-text Figure 6</w:t>
-            </w:r>
-          </w:p>
-        </w:tc>
-      </w:tr>
-      <w:tr>
-        <w:tc>
-          <w:tcPr/>
-          <w:p>
-            <w:pPr>
-              <w:pStyle w:val="Compact"/>
-              <w:jc w:val="left"/>
-            </w:pPr>
-            <w:r>
-              <w:rPr>
-                <w:rStyle w:val="VerbatimChar"/>
-              </w:rPr>
-              <w:t xml:space="preserve">dem_error_stats.csv</w:t>
-            </w:r>
-          </w:p>
-        </w:tc>
-        <w:tc>
-          <w:tcPr/>
-          <w:p>
-            <w:pPr>
-              <w:pStyle w:val="Compact"/>
-              <w:jc w:val="left"/>
-            </w:pPr>
-            <w:r>
-              <w:t xml:space="preserve">Figure S6, main-text Figure 7</w:t>
-            </w:r>
-          </w:p>
-        </w:tc>
-      </w:tr>
-    </w:tbl>
-    <w:p>
-      <w:pPr>
-        <w:pStyle w:val="BodyText"/>
-      </w:pPr>
-      <w:r>
-        <w:t xml:space="preserve">Static versions of these CSVs, together with the figure-generation</w:t>
-      </w:r>
-      <w:r>
-        <w:t xml:space="preserve"> </w:t>
-      </w:r>
-      <w:r>
-        <w:t xml:space="preserve">scripts in</w:t>
-      </w:r>
-      <w:r>
-        <w:t xml:space="preserve"> </w:t>
-      </w:r>
-      <w:r>
-        <w:rPr>
-          <w:rStyle w:val="VerbatimChar"/>
-        </w:rPr>
-        <w:t xml:space="preserve">scripts/demo_*.py</w:t>
-      </w:r>
-      <w:r>
-        <w:t xml:space="preserve">, are version-controlled in the public</w:t>
-      </w:r>
-      <w:r>
-        <w:t xml:space="preserve"> </w:t>
-      </w:r>
-      <w:r>
-        <w:t xml:space="preserve">GitHub repository.</w:t>
-      </w:r>
-    </w:p>
-    <w:bookmarkEnd w:id="40"/>
     <w:sectPr>
       <w:footnotePr>
         <w:numRestart w:val="eachSect"/>
